--- a/Results/Table1_ABG_VBG.docx
+++ b/Results/Table1_ABG_VBG.docx
@@ -184,7 +184,7 @@
                 <w:szCs w:val="16"/>
                 <w:color w:val="000000"/>
               </w:rPr>
-              <w:t xml:space="preserve">N = 3,264</w:t>
+              <w:t xml:space="preserve">N = 328,044</w:t>
             </w:r>
             <w:r>
               <w:rPr>
@@ -291,7 +291,7 @@
                 <w:szCs w:val="16"/>
                 <w:color w:val="000000"/>
               </w:rPr>
-              <w:t xml:space="preserve">N = 1,911</w:t>
+              <w:t xml:space="preserve">N = 187,242</w:t>
             </w:r>
             <w:r>
               <w:rPr>
@@ -419,7 +419,7 @@
                 <w:szCs w:val="16"/>
                 <w:color w:val="000000"/>
               </w:rPr>
-              <w:t xml:space="preserve">58.4 ± 17.7; 0.0/3,264.0 missing (0.0%)</w:t>
+              <w:t xml:space="preserve">58.1 ± 18.1; 0.0/328,044.0 missing (0.0%)</w:t>
             </w:r>
           </w:p>
         </w:tc>
@@ -473,7 +473,7 @@
                 <w:szCs w:val="16"/>
                 <w:color w:val="000000"/>
               </w:rPr>
-              <w:t xml:space="preserve">61.3 ± 17.2; 0.0/1,911.0 missing (0.0%)</w:t>
+              <w:t xml:space="preserve">61.2 ± 16.9; 0.0/187,242.0 missing (0.0%)</w:t>
             </w:r>
           </w:p>
         </w:tc>
@@ -587,7 +587,7 @@
                 <w:szCs w:val="16"/>
                 <w:color w:val="000000"/>
               </w:rPr>
-              <w:t xml:space="preserve">32.6 ± 8.9; 1,821.0/3,264.0 missing (55.8%)</w:t>
+              <w:t xml:space="preserve">32.3 ± 8.7; 184,223.0/328,044.0 missing (56.2%)</w:t>
             </w:r>
           </w:p>
         </w:tc>
@@ -641,7 +641,7 @@
                 <w:szCs w:val="16"/>
                 <w:color w:val="000000"/>
               </w:rPr>
-              <w:t xml:space="preserve">28.8 ± 7.0; 1,113.0/1,911.0 missing (58.2%)</w:t>
+              <w:t xml:space="preserve">29.0 ± 7.2; 109,322.0/187,242.0 missing (58.4%)</w:t>
             </w:r>
           </w:p>
         </w:tc>
@@ -923,7 +923,7 @@
                 <w:szCs w:val="16"/>
                 <w:color w:val="000000"/>
               </w:rPr>
-              <w:t xml:space="preserve">1,737 (53%)</w:t>
+              <w:t xml:space="preserve">169,023 (52%)</w:t>
             </w:r>
           </w:p>
         </w:tc>
@@ -977,7 +977,7 @@
                 <w:szCs w:val="16"/>
                 <w:color w:val="000000"/>
               </w:rPr>
-              <w:t xml:space="preserve">854 (45%)</w:t>
+              <w:t xml:space="preserve">84,883 (45%)</w:t>
             </w:r>
           </w:p>
         </w:tc>
@@ -1091,7 +1091,7 @@
                 <w:szCs w:val="16"/>
                 <w:color w:val="000000"/>
               </w:rPr>
-              <w:t xml:space="preserve">1,527 (47%)</w:t>
+              <w:t xml:space="preserve">159,021 (48%)</w:t>
             </w:r>
           </w:p>
         </w:tc>
@@ -1145,7 +1145,7 @@
                 <w:szCs w:val="16"/>
                 <w:color w:val="000000"/>
               </w:rPr>
-              <w:t xml:space="preserve">1,057 (55%)</w:t>
+              <w:t xml:space="preserve">102,359 (55%)</w:t>
             </w:r>
           </w:p>
         </w:tc>
@@ -1427,7 +1427,7 @@
                 <w:szCs w:val="16"/>
                 <w:color w:val="000000"/>
               </w:rPr>
-              <w:t xml:space="preserve">2,009 (62%)</w:t>
+              <w:t xml:space="preserve">200,033 (61%)</w:t>
             </w:r>
           </w:p>
         </w:tc>
@@ -1481,7 +1481,7 @@
                 <w:szCs w:val="16"/>
                 <w:color w:val="000000"/>
               </w:rPr>
-              <w:t xml:space="preserve">1,271 (67%)</w:t>
+              <w:t xml:space="preserve">121,141 (65%)</w:t>
             </w:r>
           </w:p>
         </w:tc>
@@ -1595,7 +1595,7 @@
                 <w:szCs w:val="16"/>
                 <w:color w:val="000000"/>
               </w:rPr>
-              <w:t xml:space="preserve">601 (18%)</w:t>
+              <w:t xml:space="preserve">62,418 (19%)</w:t>
             </w:r>
           </w:p>
         </w:tc>
@@ -1649,7 +1649,7 @@
                 <w:szCs w:val="16"/>
                 <w:color w:val="000000"/>
               </w:rPr>
-              <w:t xml:space="preserve">283 (15%)</w:t>
+              <w:t xml:space="preserve">27,279 (15%)</w:t>
             </w:r>
           </w:p>
         </w:tc>
@@ -1763,7 +1763,7 @@
                 <w:szCs w:val="16"/>
                 <w:color w:val="000000"/>
               </w:rPr>
-              <w:t xml:space="preserve">250 (7.7%)</w:t>
+              <w:t xml:space="preserve">23,548 (7.2%)</w:t>
             </w:r>
           </w:p>
         </w:tc>
@@ -1817,7 +1817,7 @@
                 <w:szCs w:val="16"/>
                 <w:color w:val="000000"/>
               </w:rPr>
-              <w:t xml:space="preserve">84 (4.4%)</w:t>
+              <w:t xml:space="preserve">10,221 (5.5%)</w:t>
             </w:r>
           </w:p>
         </w:tc>
@@ -1931,7 +1931,7 @@
                 <w:szCs w:val="16"/>
                 <w:color w:val="000000"/>
               </w:rPr>
-              <w:t xml:space="preserve">46 (1.4%)</w:t>
+              <w:t xml:space="preserve">4,880 (1.5%)</w:t>
             </w:r>
           </w:p>
         </w:tc>
@@ -1985,7 +1985,7 @@
                 <w:szCs w:val="16"/>
                 <w:color w:val="000000"/>
               </w:rPr>
-              <w:t xml:space="preserve">37 (1.9%)</w:t>
+              <w:t xml:space="preserve">3,528 (1.9%)</w:t>
             </w:r>
           </w:p>
         </w:tc>
@@ -2099,7 +2099,7 @@
                 <w:szCs w:val="16"/>
                 <w:color w:val="000000"/>
               </w:rPr>
-              <w:t xml:space="preserve">11 (0.3%)</w:t>
+              <w:t xml:space="preserve">1,971 (0.6%)</w:t>
             </w:r>
           </w:p>
         </w:tc>
@@ -2153,7 +2153,7 @@
                 <w:szCs w:val="16"/>
                 <w:color w:val="000000"/>
               </w:rPr>
-              <w:t xml:space="preserve">25 (1.3%)</w:t>
+              <w:t xml:space="preserve">2,084 (1.1%)</w:t>
             </w:r>
           </w:p>
         </w:tc>
@@ -2267,7 +2267,7 @@
                 <w:szCs w:val="16"/>
                 <w:color w:val="000000"/>
               </w:rPr>
-              <w:t xml:space="preserve">8 (0.2%)</w:t>
+              <w:t xml:space="preserve">460 (0.1%)</w:t>
             </w:r>
           </w:p>
         </w:tc>
@@ -2321,7 +2321,7 @@
                 <w:szCs w:val="16"/>
                 <w:color w:val="000000"/>
               </w:rPr>
-              <w:t xml:space="preserve">2 (0.1%)</w:t>
+              <w:t xml:space="preserve">218 (0.1%)</w:t>
             </w:r>
           </w:p>
         </w:tc>
@@ -2435,7 +2435,7 @@
                 <w:szCs w:val="16"/>
                 <w:color w:val="000000"/>
               </w:rPr>
-              <w:t xml:space="preserve">339 (10%)</w:t>
+              <w:t xml:space="preserve">34,734 (11%)</w:t>
             </w:r>
           </w:p>
         </w:tc>
@@ -2489,7 +2489,7 @@
                 <w:szCs w:val="16"/>
                 <w:color w:val="000000"/>
               </w:rPr>
-              <w:t xml:space="preserve">209 (11%)</w:t>
+              <w:t xml:space="preserve">22,771 (12%)</w:t>
             </w:r>
           </w:p>
         </w:tc>
@@ -2771,7 +2771,7 @@
                 <w:szCs w:val="16"/>
                 <w:color w:val="000000"/>
               </w:rPr>
-              <w:t xml:space="preserve">1,374 (42%)</w:t>
+              <w:t xml:space="preserve">138,843 (42%)</w:t>
             </w:r>
           </w:p>
         </w:tc>
@@ -2825,7 +2825,7 @@
                 <w:szCs w:val="16"/>
                 <w:color w:val="000000"/>
               </w:rPr>
-              <w:t xml:space="preserve">1,057 (55%)</w:t>
+              <w:t xml:space="preserve">103,423 (55%)</w:t>
             </w:r>
           </w:p>
         </w:tc>
@@ -2939,7 +2939,7 @@
                 <w:szCs w:val="16"/>
                 <w:color w:val="000000"/>
               </w:rPr>
-              <w:t xml:space="preserve">921 (28%)</w:t>
+              <w:t xml:space="preserve">93,209 (28%)</w:t>
             </w:r>
           </w:p>
         </w:tc>
@@ -2993,7 +2993,7 @@
                 <w:szCs w:val="16"/>
                 <w:color w:val="000000"/>
               </w:rPr>
-              <w:t xml:space="preserve">379 (20%)</w:t>
+              <w:t xml:space="preserve">36,237 (19%)</w:t>
             </w:r>
           </w:p>
         </w:tc>
@@ -3107,7 +3107,7 @@
                 <w:szCs w:val="16"/>
                 <w:color w:val="000000"/>
               </w:rPr>
-              <w:t xml:space="preserve">246 (7.5%)</w:t>
+              <w:t xml:space="preserve">22,924 (7.0%)</w:t>
             </w:r>
           </w:p>
         </w:tc>
@@ -3161,7 +3161,7 @@
                 <w:szCs w:val="16"/>
                 <w:color w:val="000000"/>
               </w:rPr>
-              <w:t xml:space="preserve">160 (8.4%)</w:t>
+              <w:t xml:space="preserve">15,547 (8.3%)</w:t>
             </w:r>
           </w:p>
         </w:tc>
@@ -3275,7 +3275,7 @@
                 <w:szCs w:val="16"/>
                 <w:color w:val="000000"/>
               </w:rPr>
-              <w:t xml:space="preserve">723 (22%)</w:t>
+              <w:t xml:space="preserve">73,068 (22%)</w:t>
             </w:r>
           </w:p>
         </w:tc>
@@ -3329,7 +3329,7 @@
                 <w:szCs w:val="16"/>
                 <w:color w:val="000000"/>
               </w:rPr>
-              <w:t xml:space="preserve">315 (16%)</w:t>
+              <w:t xml:space="preserve">32,035 (17%)</w:t>
             </w:r>
           </w:p>
         </w:tc>
@@ -3443,7 +3443,7 @@
                 <w:szCs w:val="16"/>
                 <w:color w:val="000000"/>
               </w:rPr>
-              <w:t xml:space="preserve">576 (18%)</w:t>
+              <w:t xml:space="preserve">60,653 (18%)</w:t>
             </w:r>
           </w:p>
         </w:tc>
@@ -3497,7 +3497,7 @@
                 <w:szCs w:val="16"/>
                 <w:color w:val="000000"/>
               </w:rPr>
-              <w:t xml:space="preserve">303 (16%)</w:t>
+              <w:t xml:space="preserve">29,674 (16%)</w:t>
             </w:r>
           </w:p>
         </w:tc>
@@ -3611,7 +3611,7 @@
                 <w:szCs w:val="16"/>
                 <w:color w:val="000000"/>
               </w:rPr>
-              <w:t xml:space="preserve">464 (14%)</w:t>
+              <w:t xml:space="preserve">48,456 (15%)</w:t>
             </w:r>
           </w:p>
         </w:tc>
@@ -3665,7 +3665,7 @@
                 <w:szCs w:val="16"/>
                 <w:color w:val="000000"/>
               </w:rPr>
-              <w:t xml:space="preserve">220 (12%)</w:t>
+              <w:t xml:space="preserve">21,317 (11%)</w:t>
             </w:r>
           </w:p>
         </w:tc>
@@ -3779,7 +3779,7 @@
                 <w:szCs w:val="16"/>
                 <w:color w:val="000000"/>
               </w:rPr>
-              <w:t xml:space="preserve">579 (18%)</w:t>
+              <w:t xml:space="preserve">60,214 (18%)</w:t>
             </w:r>
           </w:p>
         </w:tc>
@@ -3833,7 +3833,7 @@
                 <w:szCs w:val="16"/>
                 <w:color w:val="000000"/>
               </w:rPr>
-              <w:t xml:space="preserve">434 (23%)</w:t>
+              <w:t xml:space="preserve">40,041 (21%)</w:t>
             </w:r>
           </w:p>
         </w:tc>
@@ -3947,7 +3947,7 @@
                 <w:szCs w:val="16"/>
                 <w:color w:val="000000"/>
               </w:rPr>
-              <w:t xml:space="preserve">587 (18%)</w:t>
+              <w:t xml:space="preserve">59,770 (18%)</w:t>
             </w:r>
           </w:p>
         </w:tc>
@@ -4001,7 +4001,7 @@
                 <w:szCs w:val="16"/>
                 <w:color w:val="000000"/>
               </w:rPr>
-              <w:t xml:space="preserve">457 (24%)</w:t>
+              <w:t xml:space="preserve">41,688 (22%)</w:t>
             </w:r>
           </w:p>
         </w:tc>
@@ -4115,7 +4115,7 @@
                 <w:szCs w:val="16"/>
                 <w:color w:val="000000"/>
               </w:rPr>
-              <w:t xml:space="preserve">130 (4.0%)</w:t>
+              <w:t xml:space="preserve">11,891 (3.6%)</w:t>
             </w:r>
           </w:p>
         </w:tc>
@@ -4169,7 +4169,7 @@
                 <w:szCs w:val="16"/>
                 <w:color w:val="000000"/>
               </w:rPr>
-              <w:t xml:space="preserve">103 (5.4%)</w:t>
+              <w:t xml:space="preserve">8,348 (4.5%)</w:t>
             </w:r>
           </w:p>
         </w:tc>
@@ -4283,7 +4283,7 @@
                 <w:szCs w:val="16"/>
                 <w:color w:val="000000"/>
               </w:rPr>
-              <w:t xml:space="preserve">239 (7.3%)</w:t>
+              <w:t xml:space="preserve">23,854 (7.3%)</w:t>
             </w:r>
           </w:p>
         </w:tc>
@@ -4337,7 +4337,7 @@
                 <w:szCs w:val="16"/>
                 <w:color w:val="000000"/>
               </w:rPr>
-              <w:t xml:space="preserve">195 (10%)</w:t>
+              <w:t xml:space="preserve">17,860 (9.5%)</w:t>
             </w:r>
           </w:p>
         </w:tc>
@@ -4451,7 +4451,7 @@
                 <w:szCs w:val="16"/>
                 <w:color w:val="000000"/>
               </w:rPr>
-              <w:t xml:space="preserve">519 (16%)</w:t>
+              <w:t xml:space="preserve">54,528 (17%)</w:t>
             </w:r>
           </w:p>
         </w:tc>
@@ -4505,7 +4505,7 @@
                 <w:szCs w:val="16"/>
                 <w:color w:val="000000"/>
               </w:rPr>
-              <w:t xml:space="preserve">385 (20%)</w:t>
+              <w:t xml:space="preserve">36,618 (20%)</w:t>
             </w:r>
           </w:p>
         </w:tc>
@@ -4619,7 +4619,7 @@
                 <w:szCs w:val="16"/>
                 <w:color w:val="000000"/>
               </w:rPr>
-              <w:t xml:space="preserve">954 (29%)</w:t>
+              <w:t xml:space="preserve">93,007 (28%)</w:t>
             </w:r>
           </w:p>
         </w:tc>
@@ -4673,7 +4673,7 @@
                 <w:szCs w:val="16"/>
                 <w:color w:val="000000"/>
               </w:rPr>
-              <w:t xml:space="preserve">559 (29%)</w:t>
+              <w:t xml:space="preserve">55,947 (30%)</w:t>
             </w:r>
           </w:p>
         </w:tc>
@@ -4955,7 +4955,7 @@
                 <w:szCs w:val="16"/>
                 <w:color w:val="000000"/>
               </w:rPr>
-              <w:t xml:space="preserve">1,427 (44%)</w:t>
+              <w:t xml:space="preserve">142,713 (44%)</w:t>
             </w:r>
           </w:p>
         </w:tc>
@@ -5009,7 +5009,7 @@
                 <w:szCs w:val="16"/>
                 <w:color w:val="000000"/>
               </w:rPr>
-              <w:t xml:space="preserve">283 (15%)</w:t>
+              <w:t xml:space="preserve">29,014 (15%)</w:t>
             </w:r>
           </w:p>
         </w:tc>
@@ -5123,7 +5123,7 @@
                 <w:szCs w:val="16"/>
                 <w:color w:val="000000"/>
               </w:rPr>
-              <w:t xml:space="preserve">1,837 (56%)</w:t>
+              <w:t xml:space="preserve">185,331 (56%)</w:t>
             </w:r>
           </w:p>
         </w:tc>
@@ -5177,7 +5177,7 @@
                 <w:szCs w:val="16"/>
                 <w:color w:val="000000"/>
               </w:rPr>
-              <w:t xml:space="preserve">1,628 (85%)</w:t>
+              <w:t xml:space="preserve">158,228 (85%)</w:t>
             </w:r>
           </w:p>
         </w:tc>
@@ -5440,7 +5440,7 @@
                 <w:szCs w:val="16"/>
                 <w:color w:val="000000"/>
               </w:rPr>
-              <w:t xml:space="preserve">N = 3,730</w:t>
+              <w:t xml:space="preserve">N = 365,623</w:t>
             </w:r>
             <w:r>
               <w:rPr>
@@ -5547,7 +5547,7 @@
                 <w:szCs w:val="16"/>
                 <w:color w:val="000000"/>
               </w:rPr>
-              <w:t xml:space="preserve">N = 1,445</w:t>
+              <w:t xml:space="preserve">N = 149,663</w:t>
             </w:r>
             <w:r>
               <w:rPr>
@@ -5675,7 +5675,7 @@
                 <w:szCs w:val="16"/>
                 <w:color w:val="000000"/>
               </w:rPr>
-              <w:t xml:space="preserve">59.6 ± 17.6; 0.0/3,730.0 missing (0.0%)</w:t>
+              <w:t xml:space="preserve">59.4 ± 17.8; 0.0/365,623.0 missing (0.0%)</w:t>
             </w:r>
           </w:p>
         </w:tc>
@@ -5729,7 +5729,7 @@
                 <w:szCs w:val="16"/>
                 <w:color w:val="000000"/>
               </w:rPr>
-              <w:t xml:space="preserve">59.0 ± 17.7; 0.0/1,445.0 missing (0.0%)</w:t>
+              <w:t xml:space="preserve">58.9 ± 17.5; 0.0/149,663.0 missing (0.0%)</w:t>
             </w:r>
           </w:p>
         </w:tc>
@@ -5843,7 +5843,7 @@
                 <w:szCs w:val="16"/>
                 <w:color w:val="000000"/>
               </w:rPr>
-              <w:t xml:space="preserve">31.9 ± 8.6; 1,939.0/3,730.0 missing (52.0%)</w:t>
+              <w:t xml:space="preserve">31.8 ± 8.5; 192,892.0/365,623.0 missing (52.8%)</w:t>
             </w:r>
           </w:p>
         </w:tc>
@@ -5897,7 +5897,7 @@
                 <w:szCs w:val="16"/>
                 <w:color w:val="000000"/>
               </w:rPr>
-              <w:t xml:space="preserve">28.9 ± 7.5; 995.0/1,445.0 missing (68.9%)</w:t>
+              <w:t xml:space="preserve">28.8 ± 7.4; 100,653.0/149,663.0 missing (67.3%)</w:t>
             </w:r>
           </w:p>
         </w:tc>
@@ -6179,7 +6179,7 @@
                 <w:szCs w:val="16"/>
                 <w:color w:val="000000"/>
               </w:rPr>
-              <w:t xml:space="preserve">1,921 (52%)</w:t>
+              <w:t xml:space="preserve">184,619 (50%)</w:t>
             </w:r>
           </w:p>
         </w:tc>
@@ -6233,7 +6233,7 @@
                 <w:szCs w:val="16"/>
                 <w:color w:val="000000"/>
               </w:rPr>
-              <w:t xml:space="preserve">670 (46%)</w:t>
+              <w:t xml:space="preserve">69,287 (46%)</w:t>
             </w:r>
           </w:p>
         </w:tc>
@@ -6347,7 +6347,7 @@
                 <w:szCs w:val="16"/>
                 <w:color w:val="000000"/>
               </w:rPr>
-              <w:t xml:space="preserve">1,809 (48%)</w:t>
+              <w:t xml:space="preserve">181,004 (50%)</w:t>
             </w:r>
           </w:p>
         </w:tc>
@@ -6401,7 +6401,7 @@
                 <w:szCs w:val="16"/>
                 <w:color w:val="000000"/>
               </w:rPr>
-              <w:t xml:space="preserve">775 (54%)</w:t>
+              <w:t xml:space="preserve">80,376 (54%)</w:t>
             </w:r>
           </w:p>
         </w:tc>
@@ -6683,7 +6683,7 @@
                 <w:szCs w:val="16"/>
                 <w:color w:val="000000"/>
               </w:rPr>
-              <w:t xml:space="preserve">2,513 (67%)</w:t>
+              <w:t xml:space="preserve">241,114 (66%)</w:t>
             </w:r>
           </w:p>
         </w:tc>
@@ -6737,7 +6737,7 @@
                 <w:szCs w:val="16"/>
                 <w:color w:val="000000"/>
               </w:rPr>
-              <w:t xml:space="preserve">767 (53%)</w:t>
+              <w:t xml:space="preserve">80,060 (53%)</w:t>
             </w:r>
           </w:p>
         </w:tc>
@@ -6851,7 +6851,7 @@
                 <w:szCs w:val="16"/>
                 <w:color w:val="000000"/>
               </w:rPr>
-              <w:t xml:space="preserve">616 (17%)</w:t>
+              <w:t xml:space="preserve">61,814 (17%)</w:t>
             </w:r>
           </w:p>
         </w:tc>
@@ -6905,7 +6905,7 @@
                 <w:szCs w:val="16"/>
                 <w:color w:val="000000"/>
               </w:rPr>
-              <w:t xml:space="preserve">268 (19%)</w:t>
+              <w:t xml:space="preserve">27,883 (19%)</w:t>
             </w:r>
           </w:p>
         </w:tc>
@@ -7019,7 +7019,7 @@
                 <w:szCs w:val="16"/>
                 <w:color w:val="000000"/>
               </w:rPr>
-              <w:t xml:space="preserve">221 (5.9%)</w:t>
+              <w:t xml:space="preserve">22,951 (6.3%)</w:t>
             </w:r>
           </w:p>
         </w:tc>
@@ -7073,7 +7073,7 @@
                 <w:szCs w:val="16"/>
                 <w:color w:val="000000"/>
               </w:rPr>
-              <w:t xml:space="preserve">113 (7.8%)</w:t>
+              <w:t xml:space="preserve">10,818 (7.2%)</w:t>
             </w:r>
           </w:p>
         </w:tc>
@@ -7187,7 +7187,7 @@
                 <w:szCs w:val="16"/>
                 <w:color w:val="000000"/>
               </w:rPr>
-              <w:t xml:space="preserve">54 (1.4%)</w:t>
+              <w:t xml:space="preserve">5,439 (1.5%)</w:t>
             </w:r>
           </w:p>
         </w:tc>
@@ -7241,7 +7241,7 @@
                 <w:szCs w:val="16"/>
                 <w:color w:val="000000"/>
               </w:rPr>
-              <w:t xml:space="preserve">29 (2.0%)</w:t>
+              <w:t xml:space="preserve">2,969 (2.0%)</w:t>
             </w:r>
           </w:p>
         </w:tc>
@@ -7355,7 +7355,7 @@
                 <w:szCs w:val="16"/>
                 <w:color w:val="000000"/>
               </w:rPr>
-              <w:t xml:space="preserve">13 (0.3%)</w:t>
+              <w:t xml:space="preserve">2,128 (0.6%)</w:t>
             </w:r>
           </w:p>
         </w:tc>
@@ -7409,7 +7409,7 @@
                 <w:szCs w:val="16"/>
                 <w:color w:val="000000"/>
               </w:rPr>
-              <w:t xml:space="preserve">23 (1.6%)</w:t>
+              <w:t xml:space="preserve">1,927 (1.3%)</w:t>
             </w:r>
           </w:p>
         </w:tc>
@@ -7523,7 +7523,7 @@
                 <w:szCs w:val="16"/>
                 <w:color w:val="000000"/>
               </w:rPr>
-              <w:t xml:space="preserve">8 (0.2%)</w:t>
+              <w:t xml:space="preserve">543 (0.1%)</w:t>
             </w:r>
           </w:p>
         </w:tc>
@@ -7577,7 +7577,7 @@
                 <w:szCs w:val="16"/>
                 <w:color w:val="000000"/>
               </w:rPr>
-              <w:t xml:space="preserve">2 (0.1%)</w:t>
+              <w:t xml:space="preserve">135 (&lt;0.1%)</w:t>
             </w:r>
           </w:p>
         </w:tc>
@@ -7691,7 +7691,7 @@
                 <w:szCs w:val="16"/>
                 <w:color w:val="000000"/>
               </w:rPr>
-              <w:t xml:space="preserve">305 (8.2%)</w:t>
+              <w:t xml:space="preserve">31,634 (8.7%)</w:t>
             </w:r>
           </w:p>
         </w:tc>
@@ -7745,7 +7745,7 @@
                 <w:szCs w:val="16"/>
                 <w:color w:val="000000"/>
               </w:rPr>
-              <w:t xml:space="preserve">243 (17%)</w:t>
+              <w:t xml:space="preserve">25,871 (17%)</w:t>
             </w:r>
           </w:p>
         </w:tc>
@@ -8027,7 +8027,7 @@
                 <w:szCs w:val="16"/>
                 <w:color w:val="000000"/>
               </w:rPr>
-              <w:t xml:space="preserve">1,987 (53%)</w:t>
+              <w:t xml:space="preserve">196,774 (54%)</w:t>
             </w:r>
           </w:p>
         </w:tc>
@@ -8081,7 +8081,7 @@
                 <w:szCs w:val="16"/>
                 <w:color w:val="000000"/>
               </w:rPr>
-              <w:t xml:space="preserve">444 (31%)</w:t>
+              <w:t xml:space="preserve">45,492 (30%)</w:t>
             </w:r>
           </w:p>
         </w:tc>
@@ -8195,7 +8195,7 @@
                 <w:szCs w:val="16"/>
                 <w:color w:val="000000"/>
               </w:rPr>
-              <w:t xml:space="preserve">703 (19%)</w:t>
+              <w:t xml:space="preserve">65,537 (18%)</w:t>
             </w:r>
           </w:p>
         </w:tc>
@@ -8249,7 +8249,7 @@
                 <w:szCs w:val="16"/>
                 <w:color w:val="000000"/>
               </w:rPr>
-              <w:t xml:space="preserve">597 (41%)</w:t>
+              <w:t xml:space="preserve">63,909 (43%)</w:t>
             </w:r>
           </w:p>
         </w:tc>
@@ -8363,7 +8363,7 @@
                 <w:szCs w:val="16"/>
                 <w:color w:val="000000"/>
               </w:rPr>
-              <w:t xml:space="preserve">264 (7.1%)</w:t>
+              <w:t xml:space="preserve">24,891 (6.8%)</w:t>
             </w:r>
           </w:p>
         </w:tc>
@@ -8417,7 +8417,7 @@
                 <w:szCs w:val="16"/>
                 <w:color w:val="000000"/>
               </w:rPr>
-              <w:t xml:space="preserve">142 (9.8%)</w:t>
+              <w:t xml:space="preserve">13,580 (9.1%)</w:t>
             </w:r>
           </w:p>
         </w:tc>
@@ -8531,7 +8531,7 @@
                 <w:szCs w:val="16"/>
                 <w:color w:val="000000"/>
               </w:rPr>
-              <w:t xml:space="preserve">776 (21%)</w:t>
+              <w:t xml:space="preserve">78,421 (21%)</w:t>
             </w:r>
           </w:p>
         </w:tc>
@@ -8585,7 +8585,7 @@
                 <w:szCs w:val="16"/>
                 <w:color w:val="000000"/>
               </w:rPr>
-              <w:t xml:space="preserve">262 (18%)</w:t>
+              <w:t xml:space="preserve">26,682 (18%)</w:t>
             </w:r>
           </w:p>
         </w:tc>
@@ -8699,7 +8699,7 @@
                 <w:szCs w:val="16"/>
                 <w:color w:val="000000"/>
               </w:rPr>
-              <w:t xml:space="preserve">648 (17%)</w:t>
+              <w:t xml:space="preserve">65,748 (18%)</w:t>
             </w:r>
           </w:p>
         </w:tc>
@@ -8753,7 +8753,7 @@
                 <w:szCs w:val="16"/>
                 <w:color w:val="000000"/>
               </w:rPr>
-              <w:t xml:space="preserve">231 (16%)</w:t>
+              <w:t xml:space="preserve">24,579 (16%)</w:t>
             </w:r>
           </w:p>
         </w:tc>
@@ -8867,7 +8867,7 @@
                 <w:szCs w:val="16"/>
                 <w:color w:val="000000"/>
               </w:rPr>
-              <w:t xml:space="preserve">513 (14%)</w:t>
+              <w:t xml:space="preserve">49,810 (14%)</w:t>
             </w:r>
           </w:p>
         </w:tc>
@@ -8921,7 +8921,7 @@
                 <w:szCs w:val="16"/>
                 <w:color w:val="000000"/>
               </w:rPr>
-              <w:t xml:space="preserve">171 (12%)</w:t>
+              <w:t xml:space="preserve">19,963 (13%)</w:t>
             </w:r>
           </w:p>
         </w:tc>
@@ -9035,7 +9035,7 @@
                 <w:szCs w:val="16"/>
                 <w:color w:val="000000"/>
               </w:rPr>
-              <w:t xml:space="preserve">731 (20%)</w:t>
+              <w:t xml:space="preserve">70,950 (19%)</w:t>
             </w:r>
           </w:p>
         </w:tc>
@@ -9089,7 +9089,7 @@
                 <w:szCs w:val="16"/>
                 <w:color w:val="000000"/>
               </w:rPr>
-              <w:t xml:space="preserve">282 (20%)</w:t>
+              <w:t xml:space="preserve">29,305 (20%)</w:t>
             </w:r>
           </w:p>
         </w:tc>
@@ -9203,7 +9203,7 @@
                 <w:szCs w:val="16"/>
                 <w:color w:val="000000"/>
               </w:rPr>
-              <w:t xml:space="preserve">741 (20%)</w:t>
+              <w:t xml:space="preserve">68,964 (19%)</w:t>
             </w:r>
           </w:p>
         </w:tc>
@@ -9257,7 +9257,7 @@
                 <w:szCs w:val="16"/>
                 <w:color w:val="000000"/>
               </w:rPr>
-              <w:t xml:space="preserve">303 (21%)</w:t>
+              <w:t xml:space="preserve">32,494 (22%)</w:t>
             </w:r>
           </w:p>
         </w:tc>
@@ -9371,7 +9371,7 @@
                 <w:szCs w:val="16"/>
                 <w:color w:val="000000"/>
               </w:rPr>
-              <w:t xml:space="preserve">175 (4.7%)</w:t>
+              <w:t xml:space="preserve">14,796 (4.0%)</w:t>
             </w:r>
           </w:p>
         </w:tc>
@@ -9425,7 +9425,7 @@
                 <w:szCs w:val="16"/>
                 <w:color w:val="000000"/>
               </w:rPr>
-              <w:t xml:space="preserve">58 (4.0%)</w:t>
+              <w:t xml:space="preserve">5,443 (3.6%)</w:t>
             </w:r>
           </w:p>
         </w:tc>
@@ -9539,7 +9539,7 @@
                 <w:szCs w:val="16"/>
                 <w:color w:val="000000"/>
               </w:rPr>
-              <w:t xml:space="preserve">295 (7.9%)</w:t>
+              <w:t xml:space="preserve">27,731 (7.6%)</w:t>
             </w:r>
           </w:p>
         </w:tc>
@@ -9593,7 +9593,7 @@
                 <w:szCs w:val="16"/>
                 <w:color w:val="000000"/>
               </w:rPr>
-              <w:t xml:space="preserve">139 (9.6%)</w:t>
+              <w:t xml:space="preserve">13,983 (9.3%)</w:t>
             </w:r>
           </w:p>
         </w:tc>
@@ -9707,7 +9707,7 @@
                 <w:szCs w:val="16"/>
                 <w:color w:val="000000"/>
               </w:rPr>
-              <w:t xml:space="preserve">628 (17%)</w:t>
+              <w:t xml:space="preserve">61,091 (17%)</w:t>
             </w:r>
           </w:p>
         </w:tc>
@@ -9761,7 +9761,7 @@
                 <w:szCs w:val="16"/>
                 <w:color w:val="000000"/>
               </w:rPr>
-              <w:t xml:space="preserve">276 (19%)</w:t>
+              <w:t xml:space="preserve">30,055 (20%)</w:t>
             </w:r>
           </w:p>
         </w:tc>
@@ -9875,7 +9875,7 @@
                 <w:szCs w:val="16"/>
                 <w:color w:val="000000"/>
               </w:rPr>
-              <w:t xml:space="preserve">1,034 (28%)</w:t>
+              <w:t xml:space="preserve">101,173 (28%)</w:t>
             </w:r>
           </w:p>
         </w:tc>
@@ -9929,7 +9929,7 @@
                 <w:szCs w:val="16"/>
                 <w:color w:val="000000"/>
               </w:rPr>
-              <w:t xml:space="preserve">479 (33%)</w:t>
+              <w:t xml:space="preserve">47,781 (32%)</w:t>
             </w:r>
           </w:p>
         </w:tc>
@@ -10211,7 +10211,7 @@
                 <w:szCs w:val="16"/>
                 <w:color w:val="000000"/>
               </w:rPr>
-              <w:t xml:space="preserve">1,247 (33%)</w:t>
+              <w:t xml:space="preserve">124,405 (34%)</w:t>
             </w:r>
           </w:p>
         </w:tc>
@@ -10265,7 +10265,7 @@
                 <w:szCs w:val="16"/>
                 <w:color w:val="000000"/>
               </w:rPr>
-              <w:t xml:space="preserve">463 (32%)</w:t>
+              <w:t xml:space="preserve">47,322 (32%)</w:t>
             </w:r>
           </w:p>
         </w:tc>
@@ -10379,7 +10379,7 @@
                 <w:szCs w:val="16"/>
                 <w:color w:val="000000"/>
               </w:rPr>
-              <w:t xml:space="preserve">2,483 (67%)</w:t>
+              <w:t xml:space="preserve">241,218 (66%)</w:t>
             </w:r>
           </w:p>
         </w:tc>
@@ -10433,7 +10433,7 @@
                 <w:szCs w:val="16"/>
                 <w:color w:val="000000"/>
               </w:rPr>
-              <w:t xml:space="preserve">982 (68%)</w:t>
+              <w:t xml:space="preserve">102,341 (68%)</w:t>
             </w:r>
           </w:p>
         </w:tc>
